--- a/manuscript/stroke_digital_twin_supplementary.docx
+++ b/manuscript/stroke_digital_twin_supplementary.docx
@@ -7194,7 +7194,7 @@
                 <w:i w:val="0"/>
                 <w:sz w:val="16"/>
               </w:rPr>
-              <w:t>Midpoint + noise to recover continuous values</w:t>
+              <w:t>Random value sampled uniformly within the bin boundaries to recover continuous values</w:t>
             </w:r>
           </w:p>
         </w:tc>
